--- a/docs/tables/auc3/sec16_egfr_ratio_sens_summary.docx
+++ b/docs/tables/auc3/sec16_egfr_ratio_sens_summary.docx
@@ -581,7 +581,7 @@
                 <w:szCs w:val="22"/>
                 <w:color w:val="000000"/>
               </w:rPr>
-              <w:t xml:space="preserve">143</w:t>
+              <w:t xml:space="preserve">142</w:t>
             </w:r>
           </w:p>
         </w:tc>
@@ -687,7 +687,7 @@
                 <w:szCs w:val="22"/>
                 <w:color w:val="000000"/>
               </w:rPr>
-              <w:t xml:space="preserve">62</w:t>
+              <w:t xml:space="preserve">61</w:t>
             </w:r>
           </w:p>
         </w:tc>
@@ -740,7 +740,7 @@
                 <w:szCs w:val="22"/>
                 <w:color w:val="000000"/>
               </w:rPr>
-              <w:t xml:space="preserve">1.16 (0.99, 1.37)</w:t>
+              <w:t xml:space="preserve">1.16 (0.99, 1.38)</w:t>
             </w:r>
           </w:p>
         </w:tc>
@@ -793,7 +793,7 @@
                 <w:szCs w:val="22"/>
                 <w:color w:val="000000"/>
               </w:rPr>
-              <w:t xml:space="preserve">0.072</w:t>
+              <w:t xml:space="preserve">0.075</w:t>
             </w:r>
           </w:p>
         </w:tc>
@@ -958,7 +958,7 @@
                 <w:szCs w:val="22"/>
                 <w:color w:val="000000"/>
               </w:rPr>
-              <w:t xml:space="preserve">143</w:t>
+              <w:t xml:space="preserve">142</w:t>
             </w:r>
           </w:p>
         </w:tc>
@@ -1117,7 +1117,7 @@
                 <w:szCs w:val="22"/>
                 <w:color w:val="000000"/>
               </w:rPr>
-              <w:t xml:space="preserve">1.60 (0.98, 2.62)</w:t>
+              <w:t xml:space="preserve">1.59 (0.98, 2.60)</w:t>
             </w:r>
           </w:p>
         </w:tc>
@@ -1170,7 +1170,7 @@
                 <w:szCs w:val="22"/>
                 <w:color w:val="000000"/>
               </w:rPr>
-              <w:t xml:space="preserve">0.060</w:t>
+              <w:t xml:space="preserve">0.062</w:t>
             </w:r>
           </w:p>
         </w:tc>
@@ -1335,7 +1335,7 @@
                 <w:szCs w:val="22"/>
                 <w:color w:val="000000"/>
               </w:rPr>
-              <w:t xml:space="preserve">143</w:t>
+              <w:t xml:space="preserve">142</w:t>
             </w:r>
           </w:p>
         </w:tc>
@@ -2089,7 +2089,7 @@
                 <w:szCs w:val="22"/>
                 <w:color w:val="000000"/>
               </w:rPr>
-              <w:t xml:space="preserve">143</w:t>
+              <w:t xml:space="preserve">142</w:t>
             </w:r>
           </w:p>
         </w:tc>
@@ -2466,7 +2466,7 @@
                 <w:szCs w:val="22"/>
                 <w:color w:val="000000"/>
               </w:rPr>
-              <w:t xml:space="preserve">143</w:t>
+              <w:t xml:space="preserve">142</w:t>
             </w:r>
           </w:p>
         </w:tc>
@@ -2843,7 +2843,7 @@
                 <w:szCs w:val="22"/>
                 <w:color w:val="000000"/>
               </w:rPr>
-              <w:t xml:space="preserve">143</w:t>
+              <w:t xml:space="preserve">142</w:t>
             </w:r>
           </w:p>
         </w:tc>
@@ -2949,7 +2949,7 @@
                 <w:szCs w:val="22"/>
                 <w:color w:val="000000"/>
               </w:rPr>
-              <w:t xml:space="preserve">64</w:t>
+              <w:t xml:space="preserve">63</w:t>
             </w:r>
           </w:p>
         </w:tc>
@@ -3002,7 +3002,7 @@
                 <w:szCs w:val="22"/>
                 <w:color w:val="000000"/>
               </w:rPr>
-              <w:t xml:space="preserve">1.14 (0.94, 1.36)</w:t>
+              <w:t xml:space="preserve">1.14 (0.94, 1.37)</w:t>
             </w:r>
           </w:p>
         </w:tc>
@@ -3055,7 +3055,7 @@
                 <w:szCs w:val="22"/>
                 <w:color w:val="000000"/>
               </w:rPr>
-              <w:t xml:space="preserve">0.175</w:t>
+              <w:t xml:space="preserve">0.177</w:t>
             </w:r>
           </w:p>
         </w:tc>
@@ -3220,7 +3220,7 @@
                 <w:szCs w:val="22"/>
                 <w:color w:val="000000"/>
               </w:rPr>
-              <w:t xml:space="preserve">143</w:t>
+              <w:t xml:space="preserve">142</w:t>
             </w:r>
           </w:p>
         </w:tc>
@@ -3379,7 +3379,7 @@
                 <w:szCs w:val="22"/>
                 <w:color w:val="000000"/>
               </w:rPr>
-              <w:t xml:space="preserve">1.71 (1.09, 2.69)</w:t>
+              <w:t xml:space="preserve">1.72 (1.10, 2.69)</w:t>
             </w:r>
           </w:p>
         </w:tc>
@@ -3432,7 +3432,7 @@
                 <w:szCs w:val="22"/>
                 <w:color w:val="000000"/>
               </w:rPr>
-              <w:t xml:space="preserve">0.020</w:t>
+              <w:t xml:space="preserve">0.017</w:t>
             </w:r>
           </w:p>
         </w:tc>
@@ -3597,7 +3597,7 @@
                 <w:szCs w:val="22"/>
                 <w:color w:val="000000"/>
               </w:rPr>
-              <w:t xml:space="preserve">143</w:t>
+              <w:t xml:space="preserve">142</w:t>
             </w:r>
           </w:p>
         </w:tc>
@@ -3809,7 +3809,7 @@
                 <w:szCs w:val="22"/>
                 <w:color w:val="000000"/>
               </w:rPr>
-              <w:t xml:space="preserve">0.401</w:t>
+              <w:t xml:space="preserve">0.405</w:t>
             </w:r>
           </w:p>
         </w:tc>
@@ -3974,7 +3974,7 @@
                 <w:szCs w:val="22"/>
                 <w:color w:val="000000"/>
               </w:rPr>
-              <w:t xml:space="preserve">143</w:t>
+              <w:t xml:space="preserve">142</w:t>
             </w:r>
           </w:p>
         </w:tc>
@@ -4186,7 +4186,7 @@
                 <w:szCs w:val="22"/>
                 <w:color w:val="000000"/>
               </w:rPr>
-              <w:t xml:space="preserve">0.932</w:t>
+              <w:t xml:space="preserve">0.941</w:t>
             </w:r>
           </w:p>
         </w:tc>
@@ -4351,7 +4351,7 @@
                 <w:szCs w:val="22"/>
                 <w:color w:val="000000"/>
               </w:rPr>
-              <w:t xml:space="preserve">143</w:t>
+              <w:t xml:space="preserve">142</w:t>
             </w:r>
           </w:p>
         </w:tc>
